--- a/Documentos/01 - Especificación de Requisitos de Software (ERS).docx
+++ b/Documentos/01 - Especificación de Requisitos de Software (ERS).docx
@@ -620,7 +620,7 @@
     </w:p>
     <w:sdt>
       <w:sdtPr>
-        <w:id w:val="1316408041"/>
+        <w:id w:val="-1011507574"/>
         <w:docPartObj>
           <w:docPartGallery w:val="Table of Contents"/>
           <w:docPartUnique w:val="1"/>
@@ -3443,23 +3443,7 @@
         <w:rPr>
           <w:rtl w:val="0"/>
         </w:rPr>
-        <w:t xml:space="preserve">El sistema </w:t>
-      </w:r>
-      <w:r>
-        <w:rPr>
-          <w:b w:val="1"/>
-          <w:bCs w:val="1"/>
-          <w:i w:val="1"/>
-          <w:iCs w:val="1"/>
-          <w:rtl w:val="0"/>
-        </w:rPr>
-        <w:t xml:space="preserve">Musa Jeans</w:t>
-      </w:r>
-      <w:r>
-        <w:rPr>
-          <w:rtl w:val="0"/>
-        </w:rPr>
-        <w:t xml:space="preserve"> corresponde a una aplicación backend desarrollada en Java utilizando el framework Spring Boot, orientada a la gestión de productos y ventas dentro de una tienda de ropa.</w:t>
+        <w:t xml:space="preserve">El sistema Musa Jeans corresponde a una aplicación backend desarrollada en Java utilizando el framework Spring Boot, orientada a la gestión de productos, clientes, carrito de compras y ventas dentro de una tienda de ropa.</w:t>
       </w:r>
     </w:p>
     <w:p>
@@ -3472,121 +3456,7 @@
         <w:rPr>
           <w:rtl w:val="0"/>
         </w:rPr>
-        <w:t xml:space="preserve">El sistema permitirá administrar la información de los jeans, incluyendo atributos como:</w:t>
-      </w:r>
-    </w:p>
-    <w:p>
-      <w:pPr>
-        <w:numPr>
-          <w:ilvl w:val="0"/>
-          <w:numId w:val="4"/>
-        </w:numPr>
-        <w:spacing w:after="0" w:afterAutospacing="0" w:before="240" w:lineRule="auto"/>
-        <w:ind w:left="720" w:hanging="360"/>
-        <w:jc w:val="both"/>
-        <w:rPr>
-          <w:u w:val="none"/>
-        </w:rPr>
-      </w:pPr>
-      <w:r>
-        <w:rPr>
-          <w:rtl w:val="0"/>
-        </w:rPr>
-        <w:t xml:space="preserve">Precio </w:t>
-      </w:r>
-    </w:p>
-    <w:p>
-      <w:pPr>
-        <w:numPr>
-          <w:ilvl w:val="0"/>
-          <w:numId w:val="4"/>
-        </w:numPr>
-        <w:spacing w:after="0" w:afterAutospacing="0" w:before="0" w:beforeAutospacing="0" w:lineRule="auto"/>
-        <w:ind w:left="720" w:hanging="360"/>
-        <w:jc w:val="both"/>
-        <w:rPr>
-          <w:u w:val="none"/>
-        </w:rPr>
-      </w:pPr>
-      <w:r>
-        <w:rPr>
-          <w:rtl w:val="0"/>
-        </w:rPr>
-        <w:t xml:space="preserve">Stock </w:t>
-      </w:r>
-    </w:p>
-    <w:p>
-      <w:pPr>
-        <w:numPr>
-          <w:ilvl w:val="0"/>
-          <w:numId w:val="4"/>
-        </w:numPr>
-        <w:spacing w:after="0" w:afterAutospacing="0" w:before="0" w:beforeAutospacing="0" w:lineRule="auto"/>
-        <w:ind w:left="720" w:hanging="360"/>
-        <w:jc w:val="both"/>
-        <w:rPr>
-          <w:u w:val="none"/>
-        </w:rPr>
-      </w:pPr>
-      <w:r>
-        <w:rPr>
-          <w:rtl w:val="0"/>
-        </w:rPr>
-        <w:t xml:space="preserve">Color </w:t>
-      </w:r>
-    </w:p>
-    <w:p>
-      <w:pPr>
-        <w:numPr>
-          <w:ilvl w:val="0"/>
-          <w:numId w:val="4"/>
-        </w:numPr>
-        <w:spacing w:after="0" w:afterAutospacing="0" w:before="0" w:beforeAutospacing="0" w:lineRule="auto"/>
-        <w:ind w:left="720" w:hanging="360"/>
-        <w:jc w:val="both"/>
-        <w:rPr>
-          <w:u w:val="none"/>
-        </w:rPr>
-      </w:pPr>
-      <w:r>
-        <w:rPr>
-          <w:rtl w:val="0"/>
-        </w:rPr>
-        <w:t xml:space="preserve">Talla </w:t>
-      </w:r>
-    </w:p>
-    <w:p>
-      <w:pPr>
-        <w:numPr>
-          <w:ilvl w:val="0"/>
-          <w:numId w:val="4"/>
-        </w:numPr>
-        <w:spacing w:after="240" w:before="0" w:beforeAutospacing="0" w:lineRule="auto"/>
-        <w:ind w:left="720" w:hanging="360"/>
-        <w:jc w:val="both"/>
-        <w:rPr>
-          <w:u w:val="none"/>
-        </w:rPr>
-      </w:pPr>
-      <w:r>
-        <w:rPr>
-          <w:rtl w:val="0"/>
-        </w:rPr>
-        <w:t xml:space="preserve">Tipo de tiro</w:t>
-      </w:r>
-    </w:p>
-    <w:p>
-      <w:pPr>
-        <w:spacing w:after="240" w:before="240" w:lineRule="auto"/>
-        <w:ind w:left="0" w:firstLine="0"/>
-        <w:jc w:val="both"/>
-        <w:rPr/>
-      </w:pPr>
-      <w:r>
-        <w:rPr>
-          <w:rtl w:val="0"/>
-        </w:rPr>
-        <w:t xml:space="preserve">Así como su asociación con modelos y marcas. Además, permitirá registrar ventas, donde cada venta podrá incluir uno o más productos.</w:t>
+        <w:t xml:space="preserve">El sistema permitirá administrar la información de los jeans, incluyendo atributos como precio, color, talla y tipo de tiro, así como su asociación con modelos, marcas y el usuario administrador que los registra.</w:t>
       </w:r>
     </w:p>
     <w:p>
@@ -3599,7 +3469,7 @@
         <w:rPr>
           <w:rtl w:val="0"/>
         </w:rPr>
-        <w:t xml:space="preserve">Dentro de sus funcionalidades principales se consideran las operaciones de creación, consulta, actualización y eliminación (CRUD) de las entidades del sistema, junto con la capacidad de realizar búsquedas y filtrados de productos según distintos criterios.</w:t>
+        <w:t xml:space="preserve">Además, permitirá gestionar clientes, quienes podrán realizar procesos de compra mediante un carrito, generando posteriormente una venta con su respectivo detalle de productos.</w:t>
       </w:r>
     </w:p>
     <w:p>
@@ -3612,7 +3482,19 @@
         <w:rPr>
           <w:rtl w:val="0"/>
         </w:rPr>
-        <w:t xml:space="preserve">El sistema está dirigido a un usuario administrador y no contempla, en esta etapa, la interacción directa con clientes finales. Su propósito es apoyar la gestión interna de la tienda, facilitando el control de inventario y el registro de ventas.</w:t>
+        <w:t xml:space="preserve">El sistema también permitirá generar reportes asociados a las ventas realizadas.</w:t>
+      </w:r>
+    </w:p>
+    <w:p>
+      <w:pPr>
+        <w:spacing w:after="240" w:before="240" w:lineRule="auto"/>
+        <w:jc w:val="both"/>
+        <w:rPr/>
+      </w:pPr>
+      <w:r>
+        <w:rPr>
+          <w:rtl w:val="0"/>
+        </w:rPr>
       </w:r>
     </w:p>
     <w:p>
@@ -3925,7 +3807,7 @@
       <w:pPr>
         <w:numPr>
           <w:ilvl w:val="0"/>
-          <w:numId w:val="6"/>
+          <w:numId w:val="5"/>
         </w:numPr>
         <w:spacing w:after="0" w:afterAutospacing="0"/>
         <w:ind w:left="720" w:hanging="360"/>
@@ -3944,7 +3826,7 @@
       <w:pPr>
         <w:numPr>
           <w:ilvl w:val="0"/>
-          <w:numId w:val="6"/>
+          <w:numId w:val="5"/>
         </w:numPr>
         <w:spacing w:after="0" w:afterAutospacing="0"/>
         <w:ind w:left="720" w:hanging="360"/>
@@ -3963,7 +3845,7 @@
       <w:pPr>
         <w:numPr>
           <w:ilvl w:val="0"/>
-          <w:numId w:val="6"/>
+          <w:numId w:val="5"/>
         </w:numPr>
         <w:ind w:left="720" w:hanging="360"/>
         <w:rPr>
@@ -4175,7 +4057,7 @@
         <w:rPr>
           <w:rtl w:val="0"/>
         </w:rPr>
-        <w:t xml:space="preserve">Registrar ventas</w:t>
+        <w:t xml:space="preserve">Gestionar inventario de productos</w:t>
       </w:r>
     </w:p>
     <w:p>
@@ -4191,7 +4073,103 @@
         <w:rPr>
           <w:rtl w:val="0"/>
         </w:rPr>
-        <w:t xml:space="preserve">Asociar múltiples productos a una venta</w:t>
+        <w:t xml:space="preserve">Registrar clientes</w:t>
+      </w:r>
+    </w:p>
+    <w:p>
+      <w:pPr>
+        <w:numPr>
+          <w:ilvl w:val="0"/>
+          <w:numId w:val="1"/>
+        </w:numPr>
+        <w:spacing w:after="0" w:afterAutospacing="0" w:before="0" w:beforeAutospacing="0" w:lineRule="auto"/>
+        <w:ind w:left="720" w:hanging="360"/>
+      </w:pPr>
+      <w:r>
+        <w:rPr>
+          <w:rtl w:val="0"/>
+        </w:rPr>
+        <w:t xml:space="preserve">Gestionar carrito de compras</w:t>
+      </w:r>
+    </w:p>
+    <w:p>
+      <w:pPr>
+        <w:numPr>
+          <w:ilvl w:val="0"/>
+          <w:numId w:val="1"/>
+        </w:numPr>
+        <w:spacing w:after="0" w:afterAutospacing="0" w:before="0" w:beforeAutospacing="0" w:lineRule="auto"/>
+        <w:ind w:left="720" w:hanging="360"/>
+      </w:pPr>
+      <w:r>
+        <w:rPr>
+          <w:rtl w:val="0"/>
+        </w:rPr>
+        <w:t xml:space="preserve">Agregar productos al carrito</w:t>
+      </w:r>
+    </w:p>
+    <w:p>
+      <w:pPr>
+        <w:numPr>
+          <w:ilvl w:val="0"/>
+          <w:numId w:val="1"/>
+        </w:numPr>
+        <w:spacing w:after="0" w:afterAutospacing="0" w:before="0" w:beforeAutospacing="0" w:lineRule="auto"/>
+        <w:ind w:left="720" w:hanging="360"/>
+      </w:pPr>
+      <w:r>
+        <w:rPr>
+          <w:rtl w:val="0"/>
+        </w:rPr>
+        <w:t xml:space="preserve">Generar ventas a partir del carrito</w:t>
+      </w:r>
+    </w:p>
+    <w:p>
+      <w:pPr>
+        <w:numPr>
+          <w:ilvl w:val="0"/>
+          <w:numId w:val="1"/>
+        </w:numPr>
+        <w:spacing w:after="0" w:afterAutospacing="0" w:before="0" w:beforeAutospacing="0" w:lineRule="auto"/>
+        <w:ind w:left="720" w:hanging="360"/>
+      </w:pPr>
+      <w:r>
+        <w:rPr>
+          <w:rtl w:val="0"/>
+        </w:rPr>
+        <w:t xml:space="preserve">Asociar múltiples productos a una venta mediante su detalle</w:t>
+      </w:r>
+    </w:p>
+    <w:p>
+      <w:pPr>
+        <w:numPr>
+          <w:ilvl w:val="0"/>
+          <w:numId w:val="1"/>
+        </w:numPr>
+        <w:spacing w:after="0" w:afterAutospacing="0" w:before="0" w:beforeAutospacing="0" w:lineRule="auto"/>
+        <w:ind w:left="720" w:hanging="360"/>
+      </w:pPr>
+      <w:r>
+        <w:rPr>
+          <w:rtl w:val="0"/>
+        </w:rPr>
+        <w:t xml:space="preserve">Calcular totales de venta</w:t>
+      </w:r>
+    </w:p>
+    <w:p>
+      <w:pPr>
+        <w:numPr>
+          <w:ilvl w:val="0"/>
+          <w:numId w:val="1"/>
+        </w:numPr>
+        <w:spacing w:after="0" w:afterAutospacing="0" w:before="0" w:beforeAutospacing="0" w:lineRule="auto"/>
+        <w:ind w:left="720" w:hanging="360"/>
+      </w:pPr>
+      <w:r>
+        <w:rPr>
+          <w:rtl w:val="0"/>
+        </w:rPr>
+        <w:t xml:space="preserve">Generar reportes asociados a las ventas</w:t>
       </w:r>
     </w:p>
     <w:p>
@@ -4207,7 +4185,7 @@
         <w:rPr>
           <w:rtl w:val="0"/>
         </w:rPr>
-        <w:t xml:space="preserve">Realizar búsquedas y filtrados por atributos</w:t>
+        <w:t xml:space="preserve">Registrar el usuario administrador responsable de la creación de productos</w:t>
       </w:r>
     </w:p>
     <w:p>
@@ -4239,7 +4217,42 @@
         <w:rPr>
           <w:rtl w:val="0"/>
         </w:rPr>
-        <w:t xml:space="preserve">El sistema está dirigido a un administrador quién es el encargado de gestionar productos, ventas y datos del sistema. Debe tener conocimientos básicos de navegación web</w:t>
+        <w:t xml:space="preserve">El sistema considera dos tipos de usuarios:</w:t>
+      </w:r>
+    </w:p>
+    <w:p>
+      <w:pPr>
+        <w:spacing w:after="240" w:before="240" w:lineRule="auto"/>
+        <w:rPr/>
+      </w:pPr>
+      <w:r>
+        <w:rPr>
+          <w:b w:val="1"/>
+          <w:bCs w:val="1"/>
+          <w:rtl w:val="0"/>
+        </w:rPr>
+        <w:t xml:space="preserve">Administrador:</w:t>
+      </w:r>
+      <w:r>
+        <w:rPr>
+          <w:rtl w:val="0"/>
+        </w:rPr>
+        <w:t xml:space="preserve"> encargado de gestionar productos, inventario y ventas del sistema.</w:t>
+        <w:br w:type="textWrapping"/>
+      </w:r>
+      <w:r>
+        <w:rPr>
+          <w:b w:val="1"/>
+          <w:bCs w:val="1"/>
+          <w:rtl w:val="0"/>
+        </w:rPr>
+        <w:t xml:space="preserve">Cliente:</w:t>
+      </w:r>
+      <w:r>
+        <w:rPr>
+          <w:rtl w:val="0"/>
+        </w:rPr>
+        <w:t xml:space="preserve"> usuario que realiza compras, agregando productos al carrito y generando ventas.</w:t>
       </w:r>
       <w:r>
         <w:rPr>
@@ -4276,7 +4289,7 @@
       <w:pPr>
         <w:numPr>
           <w:ilvl w:val="0"/>
-          <w:numId w:val="9"/>
+          <w:numId w:val="8"/>
         </w:numPr>
         <w:spacing w:after="0" w:lineRule="auto"/>
         <w:ind w:left="720" w:hanging="360"/>
@@ -4296,7 +4309,7 @@
       <w:pPr>
         <w:numPr>
           <w:ilvl w:val="0"/>
-          <w:numId w:val="9"/>
+          <w:numId w:val="8"/>
         </w:numPr>
         <w:spacing w:after="0" w:lineRule="auto"/>
         <w:ind w:left="720" w:hanging="360"/>
@@ -4316,7 +4329,7 @@
       <w:pPr>
         <w:numPr>
           <w:ilvl w:val="0"/>
-          <w:numId w:val="9"/>
+          <w:numId w:val="8"/>
         </w:numPr>
         <w:spacing w:after="0" w:lineRule="auto"/>
         <w:ind w:left="720" w:hanging="360"/>
@@ -4336,7 +4349,7 @@
       <w:pPr>
         <w:numPr>
           <w:ilvl w:val="0"/>
-          <w:numId w:val="9"/>
+          <w:numId w:val="8"/>
         </w:numPr>
         <w:spacing w:after="0" w:lineRule="auto"/>
         <w:ind w:left="720" w:hanging="360"/>
@@ -4356,7 +4369,7 @@
       <w:pPr>
         <w:numPr>
           <w:ilvl w:val="0"/>
-          <w:numId w:val="9"/>
+          <w:numId w:val="8"/>
         </w:numPr>
         <w:spacing w:after="0" w:lineRule="auto"/>
         <w:ind w:left="720" w:hanging="360"/>
@@ -4409,7 +4422,7 @@
         <w:rPr>
           <w:rtl w:val="0"/>
         </w:rPr>
-        <w:t xml:space="preserve">El sistema será utilizado por un único administrador</w:t>
+        <w:t xml:space="preserve">El sistema será utilizado por un único administrador y clientes registrados</w:t>
       </w:r>
     </w:p>
     <w:p>
@@ -4475,9 +4488,7 @@
       <w:pPr>
         <w:pStyle w:val="Heading2"/>
         <w:jc w:val="both"/>
-        <w:rPr>
-          <w:color w:val="ff0000"/>
-        </w:rPr>
+        <w:rPr/>
       </w:pPr>
       <w:bookmarkStart w:colFirst="0" w:colLast="0" w:name="_heading=h.xgyi6abj4bmp" w:id="16"/>
       <w:bookmarkEnd w:id="16"/>
@@ -4500,7 +4511,7 @@
       <w:pPr>
         <w:numPr>
           <w:ilvl w:val="0"/>
-          <w:numId w:val="8"/>
+          <w:numId w:val="7"/>
         </w:numPr>
         <w:spacing w:after="0" w:afterAutospacing="0"/>
         <w:ind w:left="720" w:hanging="360"/>
@@ -4513,14 +4524,14 @@
         <w:rPr>
           <w:rtl w:val="0"/>
         </w:rPr>
-        <w:t xml:space="preserve">Integración con clientes</w:t>
+        <w:t xml:space="preserve">Interfaz gráfica (frontend)</w:t>
       </w:r>
     </w:p>
     <w:p>
       <w:pPr>
         <w:numPr>
           <w:ilvl w:val="0"/>
-          <w:numId w:val="8"/>
+          <w:numId w:val="7"/>
         </w:numPr>
         <w:spacing w:after="0" w:afterAutospacing="0"/>
         <w:ind w:left="720" w:hanging="360"/>
@@ -4533,14 +4544,14 @@
         <w:rPr>
           <w:rtl w:val="0"/>
         </w:rPr>
-        <w:t xml:space="preserve">Implementación de carrito de compras</w:t>
+        <w:t xml:space="preserve">Sistema de autenticación de usuarios</w:t>
       </w:r>
     </w:p>
     <w:p>
       <w:pPr>
         <w:numPr>
           <w:ilvl w:val="0"/>
-          <w:numId w:val="8"/>
+          <w:numId w:val="7"/>
         </w:numPr>
         <w:spacing w:after="0" w:afterAutospacing="0"/>
         <w:ind w:left="720" w:hanging="360"/>
@@ -4553,14 +4564,14 @@
         <w:rPr>
           <w:rtl w:val="0"/>
         </w:rPr>
-        <w:t xml:space="preserve">Interfaz gráfica (frontend)</w:t>
+        <w:t xml:space="preserve">Generación de reportes</w:t>
       </w:r>
     </w:p>
     <w:p>
       <w:pPr>
         <w:numPr>
           <w:ilvl w:val="0"/>
-          <w:numId w:val="8"/>
+          <w:numId w:val="7"/>
         </w:numPr>
         <w:ind w:left="720" w:hanging="360"/>
         <w:jc w:val="both"/>
@@ -4572,7 +4583,7 @@
         <w:rPr>
           <w:rtl w:val="0"/>
         </w:rPr>
-        <w:t xml:space="preserve">Sistema de autenticación de usuarios</w:t>
+        <w:t xml:space="preserve">Implementación de sistema de pagos</w:t>
       </w:r>
     </w:p>
     <w:p>
@@ -4749,7 +4760,7 @@
       <w:pPr>
         <w:numPr>
           <w:ilvl w:val="0"/>
-          <w:numId w:val="7"/>
+          <w:numId w:val="6"/>
         </w:numPr>
         <w:spacing w:after="0" w:afterAutospacing="0"/>
         <w:ind w:left="720" w:hanging="360"/>
@@ -4769,7 +4780,7 @@
       <w:pPr>
         <w:numPr>
           <w:ilvl w:val="0"/>
-          <w:numId w:val="7"/>
+          <w:numId w:val="6"/>
         </w:numPr>
         <w:spacing w:after="0" w:afterAutospacing="0"/>
         <w:ind w:left="720" w:hanging="360"/>
@@ -4789,7 +4800,7 @@
       <w:pPr>
         <w:numPr>
           <w:ilvl w:val="0"/>
-          <w:numId w:val="7"/>
+          <w:numId w:val="6"/>
         </w:numPr>
         <w:spacing w:after="0" w:afterAutospacing="0"/>
         <w:ind w:left="720" w:hanging="360"/>
@@ -4809,7 +4820,7 @@
       <w:pPr>
         <w:numPr>
           <w:ilvl w:val="0"/>
-          <w:numId w:val="7"/>
+          <w:numId w:val="6"/>
         </w:numPr>
         <w:ind w:left="720" w:hanging="360"/>
         <w:jc w:val="both"/>
@@ -4914,7 +4925,7 @@
     <w:sdt>
       <w:sdtPr>
         <w:lock w:val="contentLocked"/>
-        <w:id w:val="1097173751"/>
+        <w:id w:val="923696692"/>
         <w:tag w:val="goog_rdk_0"/>
       </w:sdtPr>
       <w:sdtContent>
@@ -6395,6 +6406,631 @@
               </w:p>
             </w:tc>
           </w:tr>
+          <w:tr>
+            <w:trPr>
+              <w:cantSplit w:val="0"/>
+              <w:tblHeader w:val="0"/>
+            </w:trPr>
+            <w:tc>
+              <w:tcPr>
+                <w:shd w:fill="auto" w:val="clear"/>
+                <w:tcMar>
+                  <w:top w:w="100.0" w:type="dxa"/>
+                  <w:left w:w="100.0" w:type="dxa"/>
+                  <w:bottom w:w="100.0" w:type="dxa"/>
+                  <w:right w:w="100.0" w:type="dxa"/>
+                </w:tcMar>
+                <w:vAlign w:val="top"/>
+              </w:tcPr>
+              <w:p>
+                <w:pPr>
+                  <w:widowControl w:val="0"/>
+                  <w:spacing w:after="0" w:line="240" w:lineRule="auto"/>
+                  <w:jc w:val="center"/>
+                  <w:rPr/>
+                </w:pPr>
+                <w:r>
+                  <w:rPr>
+                    <w:rtl w:val="0"/>
+                  </w:rPr>
+                  <w:t xml:space="preserve">RF13</w:t>
+                </w:r>
+              </w:p>
+            </w:tc>
+            <w:tc>
+              <w:tcPr>
+                <w:shd w:fill="auto" w:val="clear"/>
+                <w:tcMar>
+                  <w:top w:w="100.0" w:type="dxa"/>
+                  <w:left w:w="100.0" w:type="dxa"/>
+                  <w:bottom w:w="100.0" w:type="dxa"/>
+                  <w:right w:w="100.0" w:type="dxa"/>
+                </w:tcMar>
+                <w:vAlign w:val="top"/>
+              </w:tcPr>
+              <w:p>
+                <w:pPr>
+                  <w:keepNext w:val="0"/>
+                  <w:keepLines w:val="0"/>
+                  <w:widowControl w:val="0"/>
+                  <w:pBdr>
+                    <w:top w:space="0" w:sz="0" w:val="nil"/>
+                    <w:left w:space="0" w:sz="0" w:val="nil"/>
+                    <w:bottom w:space="0" w:sz="0" w:val="nil"/>
+                    <w:right w:space="0" w:sz="0" w:val="nil"/>
+                    <w:between w:space="0" w:sz="0" w:val="nil"/>
+                  </w:pBdr>
+                  <w:shd w:fill="auto" w:val="clear"/>
+                  <w:spacing w:after="0" w:before="0" w:line="240" w:lineRule="auto"/>
+                  <w:ind w:left="0" w:right="0" w:firstLine="0"/>
+                  <w:jc w:val="both"/>
+                  <w:rPr/>
+                </w:pPr>
+                <w:r>
+                  <w:rPr>
+                    <w:rtl w:val="0"/>
+                  </w:rPr>
+                  <w:t xml:space="preserve">Registrar Cliente</w:t>
+                </w:r>
+              </w:p>
+            </w:tc>
+            <w:tc>
+              <w:tcPr>
+                <w:shd w:fill="auto" w:val="clear"/>
+                <w:tcMar>
+                  <w:top w:w="100.0" w:type="dxa"/>
+                  <w:left w:w="100.0" w:type="dxa"/>
+                  <w:bottom w:w="100.0" w:type="dxa"/>
+                  <w:right w:w="100.0" w:type="dxa"/>
+                </w:tcMar>
+                <w:vAlign w:val="top"/>
+              </w:tcPr>
+              <w:p>
+                <w:pPr>
+                  <w:keepNext w:val="0"/>
+                  <w:keepLines w:val="0"/>
+                  <w:widowControl w:val="0"/>
+                  <w:pBdr>
+                    <w:top w:space="0" w:sz="0" w:val="nil"/>
+                    <w:left w:space="0" w:sz="0" w:val="nil"/>
+                    <w:bottom w:space="0" w:sz="0" w:val="nil"/>
+                    <w:right w:space="0" w:sz="0" w:val="nil"/>
+                    <w:between w:space="0" w:sz="0" w:val="nil"/>
+                  </w:pBdr>
+                  <w:shd w:fill="auto" w:val="clear"/>
+                  <w:spacing w:after="0" w:before="0" w:line="240" w:lineRule="auto"/>
+                  <w:ind w:left="0" w:right="0" w:firstLine="0"/>
+                  <w:jc w:val="both"/>
+                  <w:rPr/>
+                </w:pPr>
+                <w:r>
+                  <w:rPr>
+                    <w:rtl w:val="0"/>
+                  </w:rPr>
+                  <w:t xml:space="preserve">El sistema debe permitir registrar clientes</w:t>
+                </w:r>
+              </w:p>
+            </w:tc>
+          </w:tr>
+          <w:tr>
+            <w:trPr>
+              <w:cantSplit w:val="0"/>
+              <w:tblHeader w:val="0"/>
+            </w:trPr>
+            <w:tc>
+              <w:tcPr>
+                <w:shd w:fill="auto" w:val="clear"/>
+                <w:tcMar>
+                  <w:top w:w="100.0" w:type="dxa"/>
+                  <w:left w:w="100.0" w:type="dxa"/>
+                  <w:bottom w:w="100.0" w:type="dxa"/>
+                  <w:right w:w="100.0" w:type="dxa"/>
+                </w:tcMar>
+                <w:vAlign w:val="top"/>
+              </w:tcPr>
+              <w:p>
+                <w:pPr>
+                  <w:widowControl w:val="0"/>
+                  <w:spacing w:after="0" w:line="240" w:lineRule="auto"/>
+                  <w:jc w:val="center"/>
+                  <w:rPr/>
+                </w:pPr>
+                <w:r>
+                  <w:rPr>
+                    <w:rtl w:val="0"/>
+                  </w:rPr>
+                  <w:t xml:space="preserve">RF14</w:t>
+                </w:r>
+              </w:p>
+            </w:tc>
+            <w:tc>
+              <w:tcPr>
+                <w:shd w:fill="auto" w:val="clear"/>
+                <w:tcMar>
+                  <w:top w:w="100.0" w:type="dxa"/>
+                  <w:left w:w="100.0" w:type="dxa"/>
+                  <w:bottom w:w="100.0" w:type="dxa"/>
+                  <w:right w:w="100.0" w:type="dxa"/>
+                </w:tcMar>
+                <w:vAlign w:val="top"/>
+              </w:tcPr>
+              <w:p>
+                <w:pPr>
+                  <w:keepNext w:val="0"/>
+                  <w:keepLines w:val="0"/>
+                  <w:widowControl w:val="0"/>
+                  <w:pBdr>
+                    <w:top w:space="0" w:sz="0" w:val="nil"/>
+                    <w:left w:space="0" w:sz="0" w:val="nil"/>
+                    <w:bottom w:space="0" w:sz="0" w:val="nil"/>
+                    <w:right w:space="0" w:sz="0" w:val="nil"/>
+                    <w:between w:space="0" w:sz="0" w:val="nil"/>
+                  </w:pBdr>
+                  <w:shd w:fill="auto" w:val="clear"/>
+                  <w:spacing w:after="0" w:before="0" w:line="240" w:lineRule="auto"/>
+                  <w:ind w:left="0" w:right="0" w:firstLine="0"/>
+                  <w:jc w:val="both"/>
+                  <w:rPr/>
+                </w:pPr>
+                <w:r>
+                  <w:rPr>
+                    <w:rtl w:val="0"/>
+                  </w:rPr>
+                  <w:t xml:space="preserve">Crear carrito</w:t>
+                </w:r>
+              </w:p>
+            </w:tc>
+            <w:tc>
+              <w:tcPr>
+                <w:shd w:fill="auto" w:val="clear"/>
+                <w:tcMar>
+                  <w:top w:w="100.0" w:type="dxa"/>
+                  <w:left w:w="100.0" w:type="dxa"/>
+                  <w:bottom w:w="100.0" w:type="dxa"/>
+                  <w:right w:w="100.0" w:type="dxa"/>
+                </w:tcMar>
+                <w:vAlign w:val="top"/>
+              </w:tcPr>
+              <w:p>
+                <w:pPr>
+                  <w:keepNext w:val="0"/>
+                  <w:keepLines w:val="0"/>
+                  <w:widowControl w:val="0"/>
+                  <w:pBdr>
+                    <w:top w:space="0" w:sz="0" w:val="nil"/>
+                    <w:left w:space="0" w:sz="0" w:val="nil"/>
+                    <w:bottom w:space="0" w:sz="0" w:val="nil"/>
+                    <w:right w:space="0" w:sz="0" w:val="nil"/>
+                    <w:between w:space="0" w:sz="0" w:val="nil"/>
+                  </w:pBdr>
+                  <w:shd w:fill="auto" w:val="clear"/>
+                  <w:spacing w:after="0" w:before="0" w:line="240" w:lineRule="auto"/>
+                  <w:ind w:left="0" w:right="0" w:firstLine="0"/>
+                  <w:jc w:val="both"/>
+                  <w:rPr/>
+                </w:pPr>
+                <w:r>
+                  <w:rPr>
+                    <w:rtl w:val="0"/>
+                  </w:rPr>
+                  <w:t xml:space="preserve">El sistema debe crear un carrito a un cliente</w:t>
+                </w:r>
+              </w:p>
+            </w:tc>
+          </w:tr>
+          <w:tr>
+            <w:trPr>
+              <w:cantSplit w:val="0"/>
+              <w:tblHeader w:val="0"/>
+            </w:trPr>
+            <w:tc>
+              <w:tcPr>
+                <w:shd w:fill="auto" w:val="clear"/>
+                <w:tcMar>
+                  <w:top w:w="100.0" w:type="dxa"/>
+                  <w:left w:w="100.0" w:type="dxa"/>
+                  <w:bottom w:w="100.0" w:type="dxa"/>
+                  <w:right w:w="100.0" w:type="dxa"/>
+                </w:tcMar>
+                <w:vAlign w:val="top"/>
+              </w:tcPr>
+              <w:p>
+                <w:pPr>
+                  <w:widowControl w:val="0"/>
+                  <w:spacing w:after="0" w:line="240" w:lineRule="auto"/>
+                  <w:jc w:val="center"/>
+                  <w:rPr/>
+                </w:pPr>
+                <w:r>
+                  <w:rPr>
+                    <w:rtl w:val="0"/>
+                  </w:rPr>
+                  <w:t xml:space="preserve">RF15</w:t>
+                </w:r>
+              </w:p>
+            </w:tc>
+            <w:tc>
+              <w:tcPr>
+                <w:shd w:fill="auto" w:val="clear"/>
+                <w:tcMar>
+                  <w:top w:w="100.0" w:type="dxa"/>
+                  <w:left w:w="100.0" w:type="dxa"/>
+                  <w:bottom w:w="100.0" w:type="dxa"/>
+                  <w:right w:w="100.0" w:type="dxa"/>
+                </w:tcMar>
+                <w:vAlign w:val="top"/>
+              </w:tcPr>
+              <w:p>
+                <w:pPr>
+                  <w:keepNext w:val="0"/>
+                  <w:keepLines w:val="0"/>
+                  <w:widowControl w:val="0"/>
+                  <w:pBdr>
+                    <w:top w:space="0" w:sz="0" w:val="nil"/>
+                    <w:left w:space="0" w:sz="0" w:val="nil"/>
+                    <w:bottom w:space="0" w:sz="0" w:val="nil"/>
+                    <w:right w:space="0" w:sz="0" w:val="nil"/>
+                    <w:between w:space="0" w:sz="0" w:val="nil"/>
+                  </w:pBdr>
+                  <w:shd w:fill="auto" w:val="clear"/>
+                  <w:spacing w:after="0" w:before="0" w:line="240" w:lineRule="auto"/>
+                  <w:ind w:left="0" w:right="0" w:firstLine="0"/>
+                  <w:jc w:val="both"/>
+                  <w:rPr/>
+                </w:pPr>
+                <w:r>
+                  <w:rPr>
+                    <w:rtl w:val="0"/>
+                  </w:rPr>
+                  <w:t xml:space="preserve">Agregar al carrito</w:t>
+                </w:r>
+              </w:p>
+            </w:tc>
+            <w:tc>
+              <w:tcPr>
+                <w:shd w:fill="auto" w:val="clear"/>
+                <w:tcMar>
+                  <w:top w:w="100.0" w:type="dxa"/>
+                  <w:left w:w="100.0" w:type="dxa"/>
+                  <w:bottom w:w="100.0" w:type="dxa"/>
+                  <w:right w:w="100.0" w:type="dxa"/>
+                </w:tcMar>
+                <w:vAlign w:val="top"/>
+              </w:tcPr>
+              <w:p>
+                <w:pPr>
+                  <w:widowControl w:val="0"/>
+                  <w:spacing w:after="0" w:line="240" w:lineRule="auto"/>
+                  <w:jc w:val="both"/>
+                  <w:rPr/>
+                </w:pPr>
+                <w:r>
+                  <w:rPr>
+                    <w:rtl w:val="0"/>
+                  </w:rPr>
+                  <w:t xml:space="preserve">El sistema debe permitir agregar jeans al carrito</w:t>
+                </w:r>
+              </w:p>
+            </w:tc>
+          </w:tr>
+          <w:tr>
+            <w:trPr>
+              <w:cantSplit w:val="0"/>
+              <w:tblHeader w:val="0"/>
+            </w:trPr>
+            <w:tc>
+              <w:tcPr>
+                <w:shd w:fill="auto" w:val="clear"/>
+                <w:tcMar>
+                  <w:top w:w="100.0" w:type="dxa"/>
+                  <w:left w:w="100.0" w:type="dxa"/>
+                  <w:bottom w:w="100.0" w:type="dxa"/>
+                  <w:right w:w="100.0" w:type="dxa"/>
+                </w:tcMar>
+                <w:vAlign w:val="top"/>
+              </w:tcPr>
+              <w:p>
+                <w:pPr>
+                  <w:widowControl w:val="0"/>
+                  <w:spacing w:after="0" w:line="240" w:lineRule="auto"/>
+                  <w:jc w:val="center"/>
+                  <w:rPr/>
+                </w:pPr>
+                <w:r>
+                  <w:rPr>
+                    <w:rtl w:val="0"/>
+                  </w:rPr>
+                  <w:t xml:space="preserve">RF16</w:t>
+                </w:r>
+              </w:p>
+            </w:tc>
+            <w:tc>
+              <w:tcPr>
+                <w:shd w:fill="auto" w:val="clear"/>
+                <w:tcMar>
+                  <w:top w:w="100.0" w:type="dxa"/>
+                  <w:left w:w="100.0" w:type="dxa"/>
+                  <w:bottom w:w="100.0" w:type="dxa"/>
+                  <w:right w:w="100.0" w:type="dxa"/>
+                </w:tcMar>
+                <w:vAlign w:val="top"/>
+              </w:tcPr>
+              <w:p>
+                <w:pPr>
+                  <w:keepNext w:val="0"/>
+                  <w:keepLines w:val="0"/>
+                  <w:widowControl w:val="0"/>
+                  <w:pBdr>
+                    <w:top w:space="0" w:sz="0" w:val="nil"/>
+                    <w:left w:space="0" w:sz="0" w:val="nil"/>
+                    <w:bottom w:space="0" w:sz="0" w:val="nil"/>
+                    <w:right w:space="0" w:sz="0" w:val="nil"/>
+                    <w:between w:space="0" w:sz="0" w:val="nil"/>
+                  </w:pBdr>
+                  <w:shd w:fill="auto" w:val="clear"/>
+                  <w:spacing w:after="0" w:before="0" w:line="240" w:lineRule="auto"/>
+                  <w:ind w:left="0" w:right="0" w:firstLine="0"/>
+                  <w:jc w:val="both"/>
+                  <w:rPr/>
+                </w:pPr>
+                <w:r>
+                  <w:rPr>
+                    <w:rtl w:val="0"/>
+                  </w:rPr>
+                  <w:t xml:space="preserve">Generar detalle venta</w:t>
+                </w:r>
+              </w:p>
+            </w:tc>
+            <w:tc>
+              <w:tcPr>
+                <w:shd w:fill="auto" w:val="clear"/>
+                <w:tcMar>
+                  <w:top w:w="100.0" w:type="dxa"/>
+                  <w:left w:w="100.0" w:type="dxa"/>
+                  <w:bottom w:w="100.0" w:type="dxa"/>
+                  <w:right w:w="100.0" w:type="dxa"/>
+                </w:tcMar>
+                <w:vAlign w:val="top"/>
+              </w:tcPr>
+              <w:p>
+                <w:pPr>
+                  <w:keepNext w:val="0"/>
+                  <w:keepLines w:val="0"/>
+                  <w:widowControl w:val="0"/>
+                  <w:pBdr>
+                    <w:top w:space="0" w:sz="0" w:val="nil"/>
+                    <w:left w:space="0" w:sz="0" w:val="nil"/>
+                    <w:bottom w:space="0" w:sz="0" w:val="nil"/>
+                    <w:right w:space="0" w:sz="0" w:val="nil"/>
+                    <w:between w:space="0" w:sz="0" w:val="nil"/>
+                  </w:pBdr>
+                  <w:shd w:fill="auto" w:val="clear"/>
+                  <w:spacing w:after="0" w:before="0" w:line="240" w:lineRule="auto"/>
+                  <w:ind w:left="0" w:right="0" w:firstLine="0"/>
+                  <w:jc w:val="both"/>
+                  <w:rPr/>
+                </w:pPr>
+                <w:r>
+                  <w:rPr>
+                    <w:rtl w:val="0"/>
+                  </w:rPr>
+                  <w:t xml:space="preserve">El sistema debe registrar el detalle de productos vendidos </w:t>
+                </w:r>
+              </w:p>
+            </w:tc>
+          </w:tr>
+          <w:tr>
+            <w:trPr>
+              <w:cantSplit w:val="0"/>
+              <w:tblHeader w:val="0"/>
+            </w:trPr>
+            <w:tc>
+              <w:tcPr>
+                <w:shd w:fill="auto" w:val="clear"/>
+                <w:tcMar>
+                  <w:top w:w="100.0" w:type="dxa"/>
+                  <w:left w:w="100.0" w:type="dxa"/>
+                  <w:bottom w:w="100.0" w:type="dxa"/>
+                  <w:right w:w="100.0" w:type="dxa"/>
+                </w:tcMar>
+                <w:vAlign w:val="top"/>
+              </w:tcPr>
+              <w:p>
+                <w:pPr>
+                  <w:widowControl w:val="0"/>
+                  <w:spacing w:after="0" w:line="240" w:lineRule="auto"/>
+                  <w:jc w:val="center"/>
+                  <w:rPr/>
+                </w:pPr>
+                <w:r>
+                  <w:rPr>
+                    <w:rtl w:val="0"/>
+                  </w:rPr>
+                  <w:t xml:space="preserve">RF17</w:t>
+                </w:r>
+              </w:p>
+            </w:tc>
+            <w:tc>
+              <w:tcPr>
+                <w:shd w:fill="auto" w:val="clear"/>
+                <w:tcMar>
+                  <w:top w:w="100.0" w:type="dxa"/>
+                  <w:left w:w="100.0" w:type="dxa"/>
+                  <w:bottom w:w="100.0" w:type="dxa"/>
+                  <w:right w:w="100.0" w:type="dxa"/>
+                </w:tcMar>
+                <w:vAlign w:val="top"/>
+              </w:tcPr>
+              <w:p>
+                <w:pPr>
+                  <w:keepNext w:val="0"/>
+                  <w:keepLines w:val="0"/>
+                  <w:widowControl w:val="0"/>
+                  <w:pBdr>
+                    <w:top w:space="0" w:sz="0" w:val="nil"/>
+                    <w:left w:space="0" w:sz="0" w:val="nil"/>
+                    <w:bottom w:space="0" w:sz="0" w:val="nil"/>
+                    <w:right w:space="0" w:sz="0" w:val="nil"/>
+                    <w:between w:space="0" w:sz="0" w:val="nil"/>
+                  </w:pBdr>
+                  <w:shd w:fill="auto" w:val="clear"/>
+                  <w:spacing w:after="0" w:before="0" w:line="240" w:lineRule="auto"/>
+                  <w:ind w:left="0" w:right="0" w:firstLine="0"/>
+                  <w:jc w:val="both"/>
+                  <w:rPr/>
+                </w:pPr>
+                <w:r>
+                  <w:rPr>
+                    <w:rtl w:val="0"/>
+                  </w:rPr>
+                  <w:t xml:space="preserve">Asociar venta</w:t>
+                </w:r>
+              </w:p>
+            </w:tc>
+            <w:tc>
+              <w:tcPr>
+                <w:shd w:fill="auto" w:val="clear"/>
+                <w:tcMar>
+                  <w:top w:w="100.0" w:type="dxa"/>
+                  <w:left w:w="100.0" w:type="dxa"/>
+                  <w:bottom w:w="100.0" w:type="dxa"/>
+                  <w:right w:w="100.0" w:type="dxa"/>
+                </w:tcMar>
+                <w:vAlign w:val="top"/>
+              </w:tcPr>
+              <w:p>
+                <w:pPr>
+                  <w:keepNext w:val="0"/>
+                  <w:keepLines w:val="0"/>
+                  <w:widowControl w:val="0"/>
+                  <w:pBdr>
+                    <w:top w:space="0" w:sz="0" w:val="nil"/>
+                    <w:left w:space="0" w:sz="0" w:val="nil"/>
+                    <w:bottom w:space="0" w:sz="0" w:val="nil"/>
+                    <w:right w:space="0" w:sz="0" w:val="nil"/>
+                    <w:between w:space="0" w:sz="0" w:val="nil"/>
+                  </w:pBdr>
+                  <w:shd w:fill="auto" w:val="clear"/>
+                  <w:spacing w:after="0" w:before="0" w:line="240" w:lineRule="auto"/>
+                  <w:ind w:left="0" w:right="0" w:firstLine="0"/>
+                  <w:jc w:val="both"/>
+                  <w:rPr/>
+                </w:pPr>
+                <w:r>
+                  <w:rPr>
+                    <w:rtl w:val="0"/>
+                  </w:rPr>
+                  <w:t xml:space="preserve">Cada venta debe estar asociada a un cliente</w:t>
+                </w:r>
+              </w:p>
+            </w:tc>
+          </w:tr>
+          <w:tr>
+            <w:trPr>
+              <w:cantSplit w:val="0"/>
+              <w:tblHeader w:val="0"/>
+            </w:trPr>
+            <w:tc>
+              <w:tcPr>
+                <w:shd w:fill="auto" w:val="clear"/>
+                <w:tcMar>
+                  <w:top w:w="100.0" w:type="dxa"/>
+                  <w:left w:w="100.0" w:type="dxa"/>
+                  <w:bottom w:w="100.0" w:type="dxa"/>
+                  <w:right w:w="100.0" w:type="dxa"/>
+                </w:tcMar>
+                <w:vAlign w:val="top"/>
+              </w:tcPr>
+              <w:p>
+                <w:pPr>
+                  <w:widowControl w:val="0"/>
+                  <w:spacing w:after="0" w:line="240" w:lineRule="auto"/>
+                  <w:jc w:val="center"/>
+                  <w:rPr/>
+                </w:pPr>
+                <w:r>
+                  <w:rPr>
+                    <w:rtl w:val="0"/>
+                  </w:rPr>
+                  <w:t xml:space="preserve">RF18</w:t>
+                </w:r>
+              </w:p>
+            </w:tc>
+            <w:tc>
+              <w:tcPr>
+                <w:shd w:fill="auto" w:val="clear"/>
+                <w:tcMar>
+                  <w:top w:w="100.0" w:type="dxa"/>
+                  <w:left w:w="100.0" w:type="dxa"/>
+                  <w:bottom w:w="100.0" w:type="dxa"/>
+                  <w:right w:w="100.0" w:type="dxa"/>
+                </w:tcMar>
+                <w:vAlign w:val="top"/>
+              </w:tcPr>
+              <w:p>
+                <w:pPr>
+                  <w:keepNext w:val="0"/>
+                  <w:keepLines w:val="0"/>
+                  <w:widowControl w:val="0"/>
+                  <w:pBdr>
+                    <w:top w:space="0" w:sz="0" w:val="nil"/>
+                    <w:left w:space="0" w:sz="0" w:val="nil"/>
+                    <w:bottom w:space="0" w:sz="0" w:val="nil"/>
+                    <w:right w:space="0" w:sz="0" w:val="nil"/>
+                    <w:between w:space="0" w:sz="0" w:val="nil"/>
+                  </w:pBdr>
+                  <w:shd w:fill="auto" w:val="clear"/>
+                  <w:spacing w:after="0" w:before="0" w:line="240" w:lineRule="auto"/>
+                  <w:ind w:left="0" w:right="0" w:firstLine="0"/>
+                  <w:jc w:val="both"/>
+                  <w:rPr/>
+                </w:pPr>
+                <w:r>
+                  <w:rPr>
+                    <w:rtl w:val="0"/>
+                  </w:rPr>
+                  <w:t xml:space="preserve">Generar reporte</w:t>
+                </w:r>
+              </w:p>
+            </w:tc>
+            <w:tc>
+              <w:tcPr>
+                <w:shd w:fill="auto" w:val="clear"/>
+                <w:tcMar>
+                  <w:top w:w="100.0" w:type="dxa"/>
+                  <w:left w:w="100.0" w:type="dxa"/>
+                  <w:bottom w:w="100.0" w:type="dxa"/>
+                  <w:right w:w="100.0" w:type="dxa"/>
+                </w:tcMar>
+                <w:vAlign w:val="top"/>
+              </w:tcPr>
+              <w:p>
+                <w:pPr>
+                  <w:keepNext w:val="0"/>
+                  <w:keepLines w:val="0"/>
+                  <w:widowControl w:val="0"/>
+                  <w:pBdr>
+                    <w:top w:space="0" w:sz="0" w:val="nil"/>
+                    <w:left w:space="0" w:sz="0" w:val="nil"/>
+                    <w:bottom w:space="0" w:sz="0" w:val="nil"/>
+                    <w:right w:space="0" w:sz="0" w:val="nil"/>
+                    <w:between w:space="0" w:sz="0" w:val="nil"/>
+                  </w:pBdr>
+                  <w:shd w:fill="auto" w:val="clear"/>
+                  <w:spacing w:after="0" w:before="0" w:line="240" w:lineRule="auto"/>
+                  <w:ind w:left="0" w:right="0" w:firstLine="0"/>
+                  <w:jc w:val="both"/>
+                  <w:rPr/>
+                </w:pPr>
+                <w:r>
+                  <w:rPr>
+                    <w:rtl w:val="0"/>
+                  </w:rPr>
+                  <w:t xml:space="preserve">El sistema debe generar reportes asociados a una venta</w:t>
+                </w:r>
+              </w:p>
+            </w:tc>
+          </w:tr>
         </w:tbl>
       </w:sdtContent>
     </w:sdt>
@@ -6419,8 +7055,24 @@
           <w:rFonts w:ascii="Calibri" w:cs="Calibri" w:eastAsia="Calibri" w:hAnsi="Calibri"/>
         </w:rPr>
       </w:pPr>
-      <w:bookmarkStart w:colFirst="0" w:colLast="0" w:name="_heading=h.om1n75x6jduz" w:id="24"/>
+      <w:bookmarkStart w:colFirst="0" w:colLast="0" w:name="_heading=h.smaian40x423" w:id="24"/>
       <w:bookmarkEnd w:id="24"/>
+      <w:r>
+        <w:rPr>
+          <w:rtl w:val="0"/>
+        </w:rPr>
+      </w:r>
+    </w:p>
+    <w:p>
+      <w:pPr>
+        <w:pStyle w:val="Heading2"/>
+        <w:jc w:val="both"/>
+        <w:rPr>
+          <w:rFonts w:ascii="Calibri" w:cs="Calibri" w:eastAsia="Calibri" w:hAnsi="Calibri"/>
+        </w:rPr>
+      </w:pPr>
+      <w:bookmarkStart w:colFirst="0" w:colLast="0" w:name="_heading=h.om1n75x6jduz" w:id="25"/>
+      <w:bookmarkEnd w:id="25"/>
       <w:r>
         <w:rPr>
           <w:rFonts w:ascii="Calibri" w:cs="Calibri" w:eastAsia="Calibri" w:hAnsi="Calibri"/>
@@ -6439,8 +7091,8 @@
           <w:color w:val="ff0000"/>
         </w:rPr>
       </w:pPr>
-      <w:bookmarkStart w:colFirst="0" w:colLast="0" w:name="_heading=h.aeoq0v50ju8e" w:id="25"/>
-      <w:bookmarkEnd w:id="25"/>
+      <w:bookmarkStart w:colFirst="0" w:colLast="0" w:name="_heading=h.aeoq0v50ju8e" w:id="26"/>
+      <w:bookmarkEnd w:id="26"/>
       <w:r>
         <w:rPr>
           <w:rFonts w:ascii="Calibri" w:cs="Calibri" w:eastAsia="Calibri" w:hAnsi="Calibri"/>
@@ -6478,8 +7130,8 @@
           <w:color w:val="ff0000"/>
         </w:rPr>
       </w:pPr>
-      <w:bookmarkStart w:colFirst="0" w:colLast="0" w:name="_heading=h.b020qztgv5dq" w:id="26"/>
-      <w:bookmarkEnd w:id="26"/>
+      <w:bookmarkStart w:colFirst="0" w:colLast="0" w:name="_heading=h.b020qztgv5dq" w:id="27"/>
+      <w:bookmarkEnd w:id="27"/>
       <w:r>
         <w:rPr>
           <w:rFonts w:ascii="Calibri" w:cs="Calibri" w:eastAsia="Calibri" w:hAnsi="Calibri"/>
@@ -6517,8 +7169,8 @@
           <w:rFonts w:ascii="Calibri" w:cs="Calibri" w:eastAsia="Calibri" w:hAnsi="Calibri"/>
         </w:rPr>
       </w:pPr>
-      <w:bookmarkStart w:colFirst="0" w:colLast="0" w:name="_heading=h.2ttimcaxn063" w:id="27"/>
-      <w:bookmarkEnd w:id="27"/>
+      <w:bookmarkStart w:colFirst="0" w:colLast="0" w:name="_heading=h.2ttimcaxn063" w:id="28"/>
+      <w:bookmarkEnd w:id="28"/>
       <w:r>
         <w:rPr>
           <w:rFonts w:ascii="Calibri" w:cs="Calibri" w:eastAsia="Calibri" w:hAnsi="Calibri"/>
@@ -6548,8 +7200,8 @@
         <w:jc w:val="both"/>
         <w:rPr/>
       </w:pPr>
-      <w:bookmarkStart w:colFirst="0" w:colLast="0" w:name="_heading=h.wweu7mt2knvm" w:id="28"/>
-      <w:bookmarkEnd w:id="28"/>
+      <w:bookmarkStart w:colFirst="0" w:colLast="0" w:name="_heading=h.wweu7mt2knvm" w:id="29"/>
+      <w:bookmarkEnd w:id="29"/>
       <w:r>
         <w:rPr>
           <w:rFonts w:ascii="Calibri" w:cs="Calibri" w:eastAsia="Calibri" w:hAnsi="Calibri"/>
@@ -6594,8 +7246,8 @@
           <w:rFonts w:ascii="Calibri" w:cs="Calibri" w:eastAsia="Calibri" w:hAnsi="Calibri"/>
         </w:rPr>
       </w:pPr>
-      <w:bookmarkStart w:colFirst="0" w:colLast="0" w:name="_heading=h.hvra738rpxvd" w:id="29"/>
-      <w:bookmarkEnd w:id="29"/>
+      <w:bookmarkStart w:colFirst="0" w:colLast="0" w:name="_heading=h.hvra738rpxvd" w:id="30"/>
+      <w:bookmarkEnd w:id="30"/>
       <w:r>
         <w:rPr>
           <w:rFonts w:ascii="Calibri" w:cs="Calibri" w:eastAsia="Calibri" w:hAnsi="Calibri"/>
@@ -6633,8 +7285,8 @@
           <w:rFonts w:ascii="Calibri" w:cs="Calibri" w:eastAsia="Calibri" w:hAnsi="Calibri"/>
         </w:rPr>
       </w:pPr>
-      <w:bookmarkStart w:colFirst="0" w:colLast="0" w:name="_heading=h.jqkc12pur15r" w:id="30"/>
-      <w:bookmarkEnd w:id="30"/>
+      <w:bookmarkStart w:colFirst="0" w:colLast="0" w:name="_heading=h.jqkc12pur15r" w:id="31"/>
+      <w:bookmarkEnd w:id="31"/>
       <w:r>
         <w:rPr>
           <w:rFonts w:ascii="Calibri" w:cs="Calibri" w:eastAsia="Calibri" w:hAnsi="Calibri"/>
@@ -6669,8 +7321,8 @@
         <w:jc w:val="both"/>
         <w:rPr/>
       </w:pPr>
-      <w:bookmarkStart w:colFirst="0" w:colLast="0" w:name="_heading=h.spptdzcqb3pu" w:id="31"/>
-      <w:bookmarkEnd w:id="31"/>
+      <w:bookmarkStart w:colFirst="0" w:colLast="0" w:name="_heading=h.spptdzcqb3pu" w:id="32"/>
+      <w:bookmarkEnd w:id="32"/>
       <w:r>
         <w:rPr>
           <w:rFonts w:ascii="Calibri" w:cs="Calibri" w:eastAsia="Calibri" w:hAnsi="Calibri"/>
@@ -6694,8 +7346,8 @@
           <w:rFonts w:ascii="Calibri" w:cs="Calibri" w:eastAsia="Calibri" w:hAnsi="Calibri"/>
         </w:rPr>
       </w:pPr>
-      <w:bookmarkStart w:colFirst="0" w:colLast="0" w:name="_heading=h.278g0addk4ab" w:id="32"/>
-      <w:bookmarkEnd w:id="32"/>
+      <w:bookmarkStart w:colFirst="0" w:colLast="0" w:name="_heading=h.278g0addk4ab" w:id="33"/>
+      <w:bookmarkEnd w:id="33"/>
       <w:r>
         <w:br w:type="page"/>
       </w:r>
@@ -6711,8 +7363,8 @@
         <w:jc w:val="both"/>
         <w:rPr/>
       </w:pPr>
-      <w:bookmarkStart w:colFirst="0" w:colLast="0" w:name="_heading=h.tde8ou3agkly" w:id="33"/>
-      <w:bookmarkEnd w:id="33"/>
+      <w:bookmarkStart w:colFirst="0" w:colLast="0" w:name="_heading=h.tde8ou3agkly" w:id="34"/>
+      <w:bookmarkEnd w:id="34"/>
       <w:r>
         <w:rPr>
           <w:rFonts w:ascii="Calibri" w:cs="Calibri" w:eastAsia="Calibri" w:hAnsi="Calibri"/>
@@ -6734,8 +7386,8 @@
           <w:rFonts w:ascii="Calibri" w:cs="Calibri" w:eastAsia="Calibri" w:hAnsi="Calibri"/>
         </w:rPr>
       </w:pPr>
-      <w:bookmarkStart w:colFirst="0" w:colLast="0" w:name="_heading=h.z0pflxsdwz8e" w:id="34"/>
-      <w:bookmarkEnd w:id="34"/>
+      <w:bookmarkStart w:colFirst="0" w:colLast="0" w:name="_heading=h.z0pflxsdwz8e" w:id="35"/>
+      <w:bookmarkEnd w:id="35"/>
       <w:r>
         <w:rPr>
           <w:rFonts w:ascii="Calibri" w:cs="Calibri" w:eastAsia="Calibri" w:hAnsi="Calibri"/>
@@ -6752,8 +7404,8 @@
           <w:rFonts w:ascii="Calibri" w:cs="Calibri" w:eastAsia="Calibri" w:hAnsi="Calibri"/>
         </w:rPr>
       </w:pPr>
-      <w:bookmarkStart w:colFirst="0" w:colLast="0" w:name="_heading=h.nykrvzfosi1i" w:id="35"/>
-      <w:bookmarkEnd w:id="35"/>
+      <w:bookmarkStart w:colFirst="0" w:colLast="0" w:name="_heading=h.nykrvzfosi1i" w:id="36"/>
+      <w:bookmarkEnd w:id="36"/>
       <w:r>
         <w:rPr>
           <w:rFonts w:ascii="Calibri" w:cs="Calibri" w:eastAsia="Calibri" w:hAnsi="Calibri"/>
@@ -6782,7 +7434,7 @@
     <w:sdt>
       <w:sdtPr>
         <w:lock w:val="contentLocked"/>
-        <w:id w:val="-281352910"/>
+        <w:id w:val="1130081201"/>
         <w:tag w:val="goog_rdk_1"/>
       </w:sdtPr>
       <w:sdtContent>
@@ -7001,8 +7653,8 @@
           <w:rFonts w:ascii="Calibri" w:cs="Calibri" w:eastAsia="Calibri" w:hAnsi="Calibri"/>
         </w:rPr>
       </w:pPr>
-      <w:bookmarkStart w:colFirst="0" w:colLast="0" w:name="_heading=h.siljt52g3h6k" w:id="36"/>
-      <w:bookmarkEnd w:id="36"/>
+      <w:bookmarkStart w:colFirst="0" w:colLast="0" w:name="_heading=h.siljt52g3h6k" w:id="37"/>
+      <w:bookmarkEnd w:id="37"/>
       <w:r>
         <w:rPr>
           <w:rFonts w:ascii="Calibri" w:cs="Calibri" w:eastAsia="Calibri" w:hAnsi="Calibri"/>
@@ -7015,7 +7667,7 @@
       <w:pPr>
         <w:numPr>
           <w:ilvl w:val="0"/>
-          <w:numId w:val="5"/>
+          <w:numId w:val="4"/>
         </w:numPr>
         <w:spacing w:after="0" w:lineRule="auto"/>
         <w:ind w:left="720" w:hanging="360"/>
@@ -7039,7 +7691,7 @@
       <w:pPr>
         <w:numPr>
           <w:ilvl w:val="0"/>
-          <w:numId w:val="5"/>
+          <w:numId w:val="4"/>
         </w:numPr>
         <w:spacing w:after="0" w:lineRule="auto"/>
         <w:ind w:left="720" w:hanging="360"/>
@@ -7063,7 +7715,7 @@
       <w:pPr>
         <w:numPr>
           <w:ilvl w:val="0"/>
-          <w:numId w:val="5"/>
+          <w:numId w:val="4"/>
         </w:numPr>
         <w:spacing w:after="0" w:lineRule="auto"/>
         <w:ind w:left="720" w:hanging="360"/>
@@ -7087,7 +7739,7 @@
       <w:pPr>
         <w:numPr>
           <w:ilvl w:val="0"/>
-          <w:numId w:val="5"/>
+          <w:numId w:val="4"/>
         </w:numPr>
         <w:spacing w:after="0" w:lineRule="auto"/>
         <w:ind w:left="720" w:hanging="360"/>
@@ -7111,7 +7763,7 @@
       <w:pPr>
         <w:numPr>
           <w:ilvl w:val="0"/>
-          <w:numId w:val="5"/>
+          <w:numId w:val="4"/>
         </w:numPr>
         <w:ind w:left="720" w:hanging="360"/>
         <w:rPr>
@@ -7138,8 +7790,8 @@
           <w:rFonts w:ascii="Calibri" w:cs="Calibri" w:eastAsia="Calibri" w:hAnsi="Calibri"/>
         </w:rPr>
       </w:pPr>
-      <w:bookmarkStart w:colFirst="0" w:colLast="0" w:name="_heading=h.fb8lusq3frs2" w:id="37"/>
-      <w:bookmarkEnd w:id="37"/>
+      <w:bookmarkStart w:colFirst="0" w:colLast="0" w:name="_heading=h.fb8lusq3frs2" w:id="38"/>
+      <w:bookmarkEnd w:id="38"/>
       <w:r>
         <w:rPr>
           <w:rFonts w:ascii="Calibri" w:cs="Calibri" w:eastAsia="Calibri" w:hAnsi="Calibri"/>
@@ -7171,8 +7823,8 @@
           <w:highlight w:val="yellow"/>
         </w:rPr>
       </w:pPr>
-      <w:bookmarkStart w:colFirst="0" w:colLast="0" w:name="_heading=h.em8blnkfyfx5" w:id="38"/>
-      <w:bookmarkEnd w:id="38"/>
+      <w:bookmarkStart w:colFirst="0" w:colLast="0" w:name="_heading=h.em8blnkfyfx5" w:id="39"/>
+      <w:bookmarkEnd w:id="39"/>
       <w:r>
         <w:rPr>
           <w:rFonts w:ascii="Calibri" w:cs="Calibri" w:eastAsia="Calibri" w:hAnsi="Calibri"/>
@@ -7206,8 +7858,8 @@
         <w:jc w:val="both"/>
         <w:rPr/>
       </w:pPr>
-      <w:bookmarkStart w:colFirst="0" w:colLast="0" w:name="_heading=h.5lnc3795f89g" w:id="39"/>
-      <w:bookmarkEnd w:id="39"/>
+      <w:bookmarkStart w:colFirst="0" w:colLast="0" w:name="_heading=h.5lnc3795f89g" w:id="40"/>
+      <w:bookmarkEnd w:id="40"/>
       <w:r>
         <w:rPr>
           <w:rFonts w:ascii="Calibri" w:cs="Calibri" w:eastAsia="Calibri" w:hAnsi="Calibri"/>
@@ -8518,116 +9170,6 @@
       </w:rPr>
     </w:lvl>
   </w:abstractNum>
-  <w:abstractNum w:abstractNumId="9">
-    <w:lvl w:ilvl="0">
-      <w:start w:val="1"/>
-      <w:numFmt w:val="bullet"/>
-      <w:lvlText w:val="●"/>
-      <w:lvlJc w:val="left"/>
-      <w:pPr>
-        <w:ind w:left="720" w:hanging="360"/>
-      </w:pPr>
-      <w:rPr>
-        <w:u w:val="none"/>
-      </w:rPr>
-    </w:lvl>
-    <w:lvl w:ilvl="1">
-      <w:start w:val="1"/>
-      <w:numFmt w:val="bullet"/>
-      <w:lvlText w:val="○"/>
-      <w:lvlJc w:val="left"/>
-      <w:pPr>
-        <w:ind w:left="1440" w:hanging="360"/>
-      </w:pPr>
-      <w:rPr>
-        <w:u w:val="none"/>
-      </w:rPr>
-    </w:lvl>
-    <w:lvl w:ilvl="2">
-      <w:start w:val="1"/>
-      <w:numFmt w:val="bullet"/>
-      <w:lvlText w:val="■"/>
-      <w:lvlJc w:val="left"/>
-      <w:pPr>
-        <w:ind w:left="2160" w:hanging="360"/>
-      </w:pPr>
-      <w:rPr>
-        <w:u w:val="none"/>
-      </w:rPr>
-    </w:lvl>
-    <w:lvl w:ilvl="3">
-      <w:start w:val="1"/>
-      <w:numFmt w:val="bullet"/>
-      <w:lvlText w:val="●"/>
-      <w:lvlJc w:val="left"/>
-      <w:pPr>
-        <w:ind w:left="2880" w:hanging="360"/>
-      </w:pPr>
-      <w:rPr>
-        <w:u w:val="none"/>
-      </w:rPr>
-    </w:lvl>
-    <w:lvl w:ilvl="4">
-      <w:start w:val="1"/>
-      <w:numFmt w:val="bullet"/>
-      <w:lvlText w:val="○"/>
-      <w:lvlJc w:val="left"/>
-      <w:pPr>
-        <w:ind w:left="3600" w:hanging="360"/>
-      </w:pPr>
-      <w:rPr>
-        <w:u w:val="none"/>
-      </w:rPr>
-    </w:lvl>
-    <w:lvl w:ilvl="5">
-      <w:start w:val="1"/>
-      <w:numFmt w:val="bullet"/>
-      <w:lvlText w:val="■"/>
-      <w:lvlJc w:val="left"/>
-      <w:pPr>
-        <w:ind w:left="4320" w:hanging="360"/>
-      </w:pPr>
-      <w:rPr>
-        <w:u w:val="none"/>
-      </w:rPr>
-    </w:lvl>
-    <w:lvl w:ilvl="6">
-      <w:start w:val="1"/>
-      <w:numFmt w:val="bullet"/>
-      <w:lvlText w:val="●"/>
-      <w:lvlJc w:val="left"/>
-      <w:pPr>
-        <w:ind w:left="5040" w:hanging="360"/>
-      </w:pPr>
-      <w:rPr>
-        <w:u w:val="none"/>
-      </w:rPr>
-    </w:lvl>
-    <w:lvl w:ilvl="7">
-      <w:start w:val="1"/>
-      <w:numFmt w:val="bullet"/>
-      <w:lvlText w:val="○"/>
-      <w:lvlJc w:val="left"/>
-      <w:pPr>
-        <w:ind w:left="5760" w:hanging="360"/>
-      </w:pPr>
-      <w:rPr>
-        <w:u w:val="none"/>
-      </w:rPr>
-    </w:lvl>
-    <w:lvl w:ilvl="8">
-      <w:start w:val="1"/>
-      <w:numFmt w:val="bullet"/>
-      <w:lvlText w:val="■"/>
-      <w:lvlJc w:val="left"/>
-      <w:pPr>
-        <w:ind w:left="6480" w:hanging="360"/>
-      </w:pPr>
-      <w:rPr>
-        <w:u w:val="none"/>
-      </w:rPr>
-    </w:lvl>
-  </w:abstractNum>
   <w:num w:numId="1">
     <w:abstractNumId w:val="1"/>
   </w:num>
@@ -8651,9 +9193,6 @@
   </w:num>
   <w:num w:numId="8">
     <w:abstractNumId w:val="8"/>
-  </w:num>
-  <w:num w:numId="9">
-    <w:abstractNumId w:val="9"/>
   </w:num>
 </w:numbering>
 </file>
@@ -9251,7 +9790,7 @@
 
 <file path=customXML/item1.xml><?xml version="1.0" encoding="utf-8"?>
 <go:gDocsCustomXmlDataStorage xmlns:go="http://customooxmlschemas.google.com/" xmlns:r="http://schemas.openxmlformats.org/officeDocument/2006/relationships" uri="GoogleDocsCustomDataVersion2">
-  <go:docsCustomData xmlns:go="http://customooxmlschemas.google.com/" roundtripDataSignature="AMtx7misShNYxLVHFZYbsAK6VrYXrJw6Dg==">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</go:docsCustomData>
+  <go:docsCustomData xmlns:go="http://customooxmlschemas.google.com/" roundtripDataSignature="AMtx7mgQEt3KYSAKhclbceA3SDVJ+3nY8Q==">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</go:docsCustomData>
 </go:gDocsCustomXmlDataStorage>
 </file>
 
